--- a/klagomålsmail/Björnideforsen A FSC-klagomål mail.docx
+++ b/klagomålsmail/Björnideforsen A FSC-klagomål mail.docx
@@ -4,19 +4,19 @@
   <w:body>
     <w:p>
       <w:r>
-        <w:t>Till:</w:t>
+        <w:t>Till: Sveaskog</w:t>
         <w:br/>
         <w:t>Kopia: Revisor xx och FSC</w:t>
       </w:r>
     </w:p>
     <w:p>
       <w:r>
-        <w:t>Vi vill informera om att det i avverkningsanmälan Björnideforsen A i Arvidsjaurs kommun har hittats 31 naturvårdsarter varav 19 är rödlistade.</w:t>
+        <w:t>Vi vill informera om att det i avverkningsanmälan Björnideforsen A i Arvidsjaurs kommun har hittats 32 naturvårdsarter varav 23 är rödlistade.</w:t>
       </w:r>
     </w:p>
     <w:p>
       <w:r>
-        <w:t>Bland annat har tretåig hackspett (NT, §4)sin livsmiljö i skogen. Observera att utan dispens från Länsstyrelsen är det ett lagbrott att på något sätt skada artens livsmiljö eller ekologiska funktion i området (14 och 15 §§ artskyddsförordningen).</w:t>
+        <w:t>Bland annat har tretåig hackspett (NT, T, §4)sin livsmiljö i skogen. Observera att utan dispens från Länsstyrelsen är det ett lagbrott att på något sätt skada artens livsmiljö eller ekologiska funktion i området (14 och 15 §§ artskyddsförordningen).</w:t>
       </w:r>
     </w:p>
     <w:p>
